--- a/semana 09- PostgreSQL/tarea-07-postgresql-inventario/Evidencias_PostgreSQL_LilianHernandez.docx/Evidencias_PostgreSQL_NombreApellido.docx
+++ b/semana 09- PostgreSQL/tarea-07-postgresql-inventario/Evidencias_PostgreSQL_LilianHernandez.docx/Evidencias_PostgreSQL_NombreApellido.docx
@@ -221,7 +221,7 @@
     </w:p>
     <w:p>
       <w:r>
-        <w:t xml:space="preserve">01_creacion.sql </w:t>
+        <w:t>BASE CONTROL_INVENTARIO CREADA</w:t>
       </w:r>
     </w:p>
     <w:p/>
@@ -243,7 +243,7 @@
                     <pic:cNvPicPr/>
                   </pic:nvPicPr>
                   <pic:blipFill>
-                    <a:blip r:embed="rId4"/>
+                    <a:blip r:embed="rId5"/>
                     <a:stretch>
                       <a:fillRect/>
                     </a:stretch>
@@ -289,7 +289,7 @@
                     <pic:cNvPicPr/>
                   </pic:nvPicPr>
                   <pic:blipFill>
-                    <a:blip r:embed="rId5"/>
+                    <a:blip r:embed="rId6"/>
                     <a:stretch>
                       <a:fillRect/>
                     </a:stretch>
@@ -330,7 +330,7 @@
                     <pic:cNvPicPr/>
                   </pic:nvPicPr>
                   <pic:blipFill>
-                    <a:blip r:embed="rId6"/>
+                    <a:blip r:embed="rId7"/>
                     <a:stretch>
                       <a:fillRect/>
                     </a:stretch>
@@ -354,7 +354,7 @@
     <w:p/>
     <w:p>
       <w:r>
-        <w:t>tres categorías con dos productos cada una, un producto con stock 0 (SNK-002), productos con stock entre 1 y 3 (BEB-002 y LIM-002), y precios y cantidades distintos.</w:t>
+        <w:t>8 PRODUCTOS REGISTRADOS.</w:t>
       </w:r>
     </w:p>
     <w:p/>
@@ -376,7 +376,7 @@
                     <pic:cNvPicPr/>
                   </pic:nvPicPr>
                   <pic:blipFill>
-                    <a:blip r:embed="rId7"/>
+                    <a:blip r:embed="rId8"/>
                     <a:stretch>
                       <a:fillRect/>
                     </a:stretch>
@@ -398,57 +398,8 @@
       </w:r>
     </w:p>
     <w:p/>
-    <w:p/>
-    <w:p>
-      <w:r>
-        <w:t>REGISTRAR EL PRODUCTO TEMPORAL</w:t>
-      </w:r>
-    </w:p>
-    <w:p/>
-    <w:p/>
-    <w:p>
-      <w:r>
-        <w:drawing>
-          <wp:inline distT="0" distB="0" distL="0" distR="0" wp14:anchorId="0E15BDF4" wp14:editId="647BC2CF">
-            <wp:extent cx="5612130" cy="1190625"/>
-            <wp:effectExtent l="0" t="0" r="7620" b="9525"/>
-            <wp:docPr id="511033278" name="Imagen 1"/>
-            <wp:cNvGraphicFramePr>
-              <a:graphicFrameLocks xmlns:a="http://schemas.openxmlformats.org/drawingml/2006/main" noChangeAspect="1"/>
-            </wp:cNvGraphicFramePr>
-            <a:graphic xmlns:a="http://schemas.openxmlformats.org/drawingml/2006/main">
-              <a:graphicData uri="http://schemas.openxmlformats.org/drawingml/2006/picture">
-                <pic:pic xmlns:pic="http://schemas.openxmlformats.org/drawingml/2006/picture">
-                  <pic:nvPicPr>
-                    <pic:cNvPr id="511033278" name=""/>
-                    <pic:cNvPicPr/>
-                  </pic:nvPicPr>
-                  <pic:blipFill>
-                    <a:blip r:embed="rId8"/>
-                    <a:stretch>
-                      <a:fillRect/>
-                    </a:stretch>
-                  </pic:blipFill>
-                  <pic:spPr>
-                    <a:xfrm>
-                      <a:off x="0" y="0"/>
-                      <a:ext cx="5612130" cy="1190625"/>
-                    </a:xfrm>
-                    <a:prstGeom prst="rect">
-                      <a:avLst/>
-                    </a:prstGeom>
-                  </pic:spPr>
-                </pic:pic>
-              </a:graphicData>
-            </a:graphic>
-          </wp:inline>
-        </w:drawing>
-      </w:r>
-    </w:p>
-    <w:p/>
-    <w:p>
-      <w:r>
-        <w:lastRenderedPageBreak/>
+    <w:p>
+      <w:r>
         <w:t>ERROR DE CODIGO DUPLICADO</w:t>
       </w:r>
     </w:p>
@@ -493,8 +444,11 @@
       </w:r>
     </w:p>
     <w:p/>
-    <w:p>
-      <w:r>
+    <w:p/>
+    <w:p/>
+    <w:p>
+      <w:r>
+        <w:lastRenderedPageBreak/>
         <w:tab/>
         <w:t>ERROR DE STOCK NEGATIVO</w:t>
       </w:r>
@@ -587,16 +541,16 @@
     <w:p/>
     <w:p>
       <w:r>
-        <w:t>Consulta 2. Productos de una categoría</w:t>
+        <w:t>CONSULTA 2. PRODUCTOS DE UNA CATEGORIA</w:t>
       </w:r>
     </w:p>
     <w:p/>
     <w:p>
       <w:r>
         <w:drawing>
-          <wp:inline distT="0" distB="0" distL="0" distR="0" wp14:anchorId="402C2AFD" wp14:editId="08C1C195">
-            <wp:extent cx="5612130" cy="2240915"/>
-            <wp:effectExtent l="0" t="0" r="7620" b="6985"/>
+          <wp:inline distT="0" distB="0" distL="0" distR="0" wp14:anchorId="402C2AFD" wp14:editId="13D9EECF">
+            <wp:extent cx="4088921" cy="1632700"/>
+            <wp:effectExtent l="0" t="0" r="6985" b="5715"/>
             <wp:docPr id="1465464324" name="Imagen 1"/>
             <wp:cNvGraphicFramePr>
               <a:graphicFrameLocks xmlns:a="http://schemas.openxmlformats.org/drawingml/2006/main" noChangeAspect="1"/>
@@ -617,7 +571,7 @@
                   <pic:spPr>
                     <a:xfrm>
                       <a:off x="0" y="0"/>
-                      <a:ext cx="5612130" cy="2240915"/>
+                      <a:ext cx="4088921" cy="1632700"/>
                     </a:xfrm>
                     <a:prstGeom prst="rect">
                       <a:avLst/>
@@ -633,7 +587,7 @@
     <w:p/>
     <w:p>
       <w:r>
-        <w:t>Consulta 3. Ordenados del precio más alto al más bajo</w:t>
+        <w:t>CONSULTA 3. ORDENADOS DEL PRECIO MAS ALTO AL MAS BAJO</w:t>
       </w:r>
     </w:p>
     <w:p>
@@ -678,12 +632,11 @@
     <w:p/>
     <w:p>
       <w:r>
-        <w:t>Consulta 4. Productos con tres unidades o menos</w:t>
-      </w:r>
-    </w:p>
-    <w:p>
-      <w:r>
-        <w:lastRenderedPageBreak/>
+        <w:t>CONSULTA 4. PRODUCTOS CON TRES UNIDADES O MENOS</w:t>
+      </w:r>
+    </w:p>
+    <w:p>
+      <w:r>
         <w:drawing>
           <wp:inline distT="0" distB="0" distL="0" distR="0" wp14:anchorId="41F13F86" wp14:editId="2ADACA99">
             <wp:extent cx="5612130" cy="2883535"/>
@@ -724,7 +677,8 @@
     <w:p/>
     <w:p>
       <w:r>
-        <w:t>Consulta 5. Productos activos con existencias</w:t>
+        <w:lastRenderedPageBreak/>
+        <w:t>CONSULTA 5. PRODUCTOS ACTIVOS CON EXISTENCIAS</w:t>
       </w:r>
     </w:p>
     <w:p>
@@ -767,13 +721,9 @@
       </w:r>
     </w:p>
     <w:p/>
-    <w:p/>
-    <w:p/>
-    <w:p/>
-    <w:p>
-      <w:r>
-        <w:lastRenderedPageBreak/>
-        <w:t>Consulta 6. Buscar un producto por su código</w:t>
+    <w:p>
+      <w:r>
+        <w:t>CONSULTA 6. BUSCAR UN PRODUCTO POR SU CODIGO</w:t>
       </w:r>
     </w:p>
     <w:p>
@@ -817,16 +767,13 @@
     </w:p>
     <w:p/>
     <w:p/>
-    <w:p>
-      <w:r>
-        <w:rPr>
-          <w:b/>
-          <w:bCs/>
-        </w:rPr>
-        <w:t>Captura 12:</w:t>
-      </w:r>
-      <w:r>
-        <w:t xml:space="preserve"> stock antes.</w:t>
+    <w:p/>
+    <w:p/>
+    <w:p/>
+    <w:p>
+      <w:r>
+        <w:lastRenderedPageBreak/>
+        <w:t>CAPTURA 12: STOCK ANTES Y DESPUES DE LA VENTA</w:t>
       </w:r>
     </w:p>
     <w:p>
@@ -868,20 +815,6 @@
         </w:drawing>
       </w:r>
     </w:p>
-    <w:p/>
-    <w:p>
-      <w:r>
-        <w:rPr>
-          <w:b/>
-          <w:bCs/>
-        </w:rPr>
-        <w:t>Captura 13:</w:t>
-      </w:r>
-      <w:r>
-        <w:t xml:space="preserve"> stock después</w:t>
-      </w:r>
-    </w:p>
-    <w:p/>
     <w:p>
       <w:r>
         <w:rPr>
@@ -924,17 +857,10 @@
         </w:drawing>
       </w:r>
     </w:p>
-    <w:p>
-      <w:r>
-        <w:rPr>
-          <w:b/>
-          <w:bCs/>
-        </w:rPr>
-        <w:lastRenderedPageBreak/>
-        <w:t>Captura 14:</w:t>
-      </w:r>
-      <w:r>
-        <w:t xml:space="preserve"> la consulta de inactivos con su resultado.</w:t>
+    <w:p/>
+    <w:p>
+      <w:r>
+        <w:t>CAPTURA 14: PRODUCTOS INACTIVOS</w:t>
       </w:r>
     </w:p>
     <w:p>
@@ -984,21 +910,27 @@
           <w:bCs/>
         </w:rPr>
       </w:pPr>
-      <w:proofErr w:type="spellStart"/>
-      <w:r>
+    </w:p>
+    <w:p>
+      <w:pPr>
         <w:rPr>
           <w:b/>
           <w:bCs/>
         </w:rPr>
-        <w:t>Camptura</w:t>
-      </w:r>
-      <w:proofErr w:type="spellEnd"/>
-      <w:r>
+      </w:pPr>
+    </w:p>
+    <w:p>
+      <w:pPr>
         <w:rPr>
           <w:b/>
           <w:bCs/>
         </w:rPr>
-        <w:t xml:space="preserve"> 15: </w:t>
+      </w:pPr>
+    </w:p>
+    <w:p>
+      <w:r>
+        <w:lastRenderedPageBreak/>
+        <w:t>CAPTURA 15: ELIMINACION DE TEMP-001 (ANTES Y DESPUES)</w:t>
       </w:r>
     </w:p>
     <w:p>
@@ -1073,6 +1005,572 @@
           <w:bCs/>
         </w:rPr>
       </w:pPr>
+      <w:r>
+        <w:rPr>
+          <w:b/>
+          <w:bCs/>
+        </w:rPr>
+        <w:t>ANALISIS</w:t>
+      </w:r>
+    </w:p>
+    <w:p>
+      <w:pPr>
+        <w:rPr>
+          <w:b/>
+          <w:bCs/>
+        </w:rPr>
+      </w:pPr>
+    </w:p>
+    <w:p>
+      <w:pPr>
+        <w:numPr>
+          <w:ilvl w:val="0"/>
+          <w:numId w:val="2"/>
+        </w:numPr>
+      </w:pPr>
+      <w:r>
+        <w:rPr>
+          <w:b/>
+          <w:bCs/>
+        </w:rPr>
+        <w:t xml:space="preserve">¿Cuál es la diferencia entre id y </w:t>
+      </w:r>
+      <w:proofErr w:type="spellStart"/>
+      <w:r>
+        <w:rPr>
+          <w:b/>
+          <w:bCs/>
+        </w:rPr>
+        <w:t>codigo</w:t>
+      </w:r>
+      <w:proofErr w:type="spellEnd"/>
+      <w:r>
+        <w:rPr>
+          <w:b/>
+          <w:bCs/>
+        </w:rPr>
+        <w:t>?</w:t>
+      </w:r>
+      <w:r>
+        <w:rPr>
+          <w:b/>
+          <w:bCs/>
+        </w:rPr>
+        <w:t xml:space="preserve">  </w:t>
+      </w:r>
+      <w:r>
+        <w:t>R//</w:t>
+      </w:r>
+      <w:r>
+        <w:t xml:space="preserve"> el id es un identificador interno que genera la base automáticamente para identificar cada fila; el </w:t>
+      </w:r>
+      <w:proofErr w:type="spellStart"/>
+      <w:r>
+        <w:t>codigo</w:t>
+      </w:r>
+      <w:proofErr w:type="spellEnd"/>
+      <w:r>
+        <w:t xml:space="preserve"> es un dato del negocio que asigna la tienda y también debe ser único.</w:t>
+      </w:r>
+    </w:p>
+    <w:p>
+      <w:pPr>
+        <w:ind w:left="720"/>
+      </w:pPr>
+    </w:p>
+    <w:p>
+      <w:pPr>
+        <w:numPr>
+          <w:ilvl w:val="0"/>
+          <w:numId w:val="2"/>
+        </w:numPr>
+      </w:pPr>
+      <w:r>
+        <w:rPr>
+          <w:rFonts w:ascii="Lato" w:eastAsia="Times New Roman" w:hAnsi="Lato" w:cs="Times New Roman"/>
+          <w:b/>
+          <w:bCs/>
+          <w:color w:val="273540"/>
+          <w:kern w:val="0"/>
+          <w:lang w:eastAsia="es-GT"/>
+          <w14:ligatures w14:val="none"/>
+        </w:rPr>
+        <w:t xml:space="preserve">¿Por qué el precio utiliza </w:t>
+      </w:r>
+      <w:r>
+        <w:rPr>
+          <w:rFonts w:ascii="Consolas" w:eastAsia="Times New Roman" w:hAnsi="Consolas" w:cs="Courier New"/>
+          <w:b/>
+          <w:bCs/>
+          <w:color w:val="C71F23"/>
+          <w:kern w:val="0"/>
+          <w:sz w:val="20"/>
+          <w:szCs w:val="20"/>
+          <w:bdr w:val="single" w:sz="6" w:space="0" w:color="E8EAEC" w:frame="1"/>
+          <w:shd w:val="clear" w:color="auto" w:fill="F2F4F4"/>
+          <w:lang w:eastAsia="es-GT"/>
+          <w14:ligatures w14:val="none"/>
+        </w:rPr>
+        <w:t>NUMERIC</w:t>
+      </w:r>
+      <w:r>
+        <w:rPr>
+          <w:rFonts w:ascii="Lato" w:eastAsia="Times New Roman" w:hAnsi="Lato" w:cs="Times New Roman"/>
+          <w:b/>
+          <w:bCs/>
+          <w:color w:val="273540"/>
+          <w:kern w:val="0"/>
+          <w:lang w:eastAsia="es-GT"/>
+          <w14:ligatures w14:val="none"/>
+        </w:rPr>
+        <w:t xml:space="preserve"> y el stock utiliza </w:t>
+      </w:r>
+      <w:r>
+        <w:rPr>
+          <w:rFonts w:ascii="Consolas" w:eastAsia="Times New Roman" w:hAnsi="Consolas" w:cs="Courier New"/>
+          <w:b/>
+          <w:bCs/>
+          <w:color w:val="C71F23"/>
+          <w:kern w:val="0"/>
+          <w:sz w:val="20"/>
+          <w:szCs w:val="20"/>
+          <w:bdr w:val="single" w:sz="6" w:space="0" w:color="E8EAEC" w:frame="1"/>
+          <w:shd w:val="clear" w:color="auto" w:fill="F2F4F4"/>
+          <w:lang w:eastAsia="es-GT"/>
+          <w14:ligatures w14:val="none"/>
+        </w:rPr>
+        <w:t>INTEGER</w:t>
+      </w:r>
+      <w:r>
+        <w:rPr>
+          <w:rFonts w:ascii="Lato" w:eastAsia="Times New Roman" w:hAnsi="Lato" w:cs="Times New Roman"/>
+          <w:b/>
+          <w:bCs/>
+          <w:color w:val="273540"/>
+          <w:kern w:val="0"/>
+          <w:lang w:eastAsia="es-GT"/>
+          <w14:ligatures w14:val="none"/>
+        </w:rPr>
+        <w:t>?</w:t>
+      </w:r>
+      <w:r>
+        <w:rPr>
+          <w:rFonts w:ascii="Lato" w:eastAsia="Times New Roman" w:hAnsi="Lato" w:cs="Times New Roman"/>
+          <w:b/>
+          <w:bCs/>
+          <w:color w:val="273540"/>
+          <w:kern w:val="0"/>
+          <w:lang w:eastAsia="es-GT"/>
+          <w14:ligatures w14:val="none"/>
+        </w:rPr>
+        <w:t xml:space="preserve"> </w:t>
+      </w:r>
+      <w:r>
+        <w:rPr>
+          <w:rFonts w:ascii="Lato" w:eastAsia="Times New Roman" w:hAnsi="Lato" w:cs="Times New Roman"/>
+          <w:color w:val="273540"/>
+          <w:kern w:val="0"/>
+          <w:lang w:eastAsia="es-GT"/>
+          <w14:ligatures w14:val="none"/>
+        </w:rPr>
+        <w:t xml:space="preserve">R// </w:t>
+      </w:r>
+      <w:r>
+        <w:t>el precio necesita decimales exactos, y NUMERIC no pierde precisión; el stock cuenta unidades enteras, así que INTEGER basta.</w:t>
+      </w:r>
+    </w:p>
+    <w:p>
+      <w:pPr>
+        <w:pStyle w:val="Prrafodelista"/>
+      </w:pPr>
+    </w:p>
+    <w:p>
+      <w:pPr>
+        <w:ind w:left="720"/>
+      </w:pPr>
+    </w:p>
+    <w:p>
+      <w:pPr>
+        <w:numPr>
+          <w:ilvl w:val="0"/>
+          <w:numId w:val="2"/>
+        </w:numPr>
+      </w:pPr>
+      <w:r>
+        <w:rPr>
+          <w:rFonts w:ascii="Lato" w:eastAsia="Times New Roman" w:hAnsi="Lato" w:cs="Times New Roman"/>
+          <w:b/>
+          <w:bCs/>
+          <w:color w:val="273540"/>
+          <w:kern w:val="0"/>
+          <w:lang w:eastAsia="es-GT"/>
+          <w14:ligatures w14:val="none"/>
+        </w:rPr>
+        <w:t>¿Qué restricción impidió registrar un código duplicado?</w:t>
+      </w:r>
+      <w:r>
+        <w:rPr>
+          <w:rFonts w:ascii="Lato" w:eastAsia="Times New Roman" w:hAnsi="Lato" w:cs="Times New Roman"/>
+          <w:color w:val="273540"/>
+          <w:kern w:val="0"/>
+          <w:lang w:eastAsia="es-GT"/>
+          <w14:ligatures w14:val="none"/>
+        </w:rPr>
+        <w:t xml:space="preserve">  R//</w:t>
+      </w:r>
+      <w:proofErr w:type="spellStart"/>
+      <w:r>
+        <w:t>uk_producto_codigo</w:t>
+      </w:r>
+      <w:proofErr w:type="spellEnd"/>
+      <w:r>
+        <w:t xml:space="preserve"> (UNIQUE).</w:t>
+      </w:r>
+    </w:p>
+    <w:p>
+      <w:pPr>
+        <w:ind w:left="720"/>
+      </w:pPr>
+    </w:p>
+    <w:p>
+      <w:pPr>
+        <w:numPr>
+          <w:ilvl w:val="0"/>
+          <w:numId w:val="2"/>
+        </w:numPr>
+        <w:shd w:val="clear" w:color="auto" w:fill="FFFFFF"/>
+        <w:spacing w:before="100" w:beforeAutospacing="1" w:after="100" w:afterAutospacing="1" w:line="240" w:lineRule="auto"/>
+        <w:rPr>
+          <w:rFonts w:ascii="Lato" w:eastAsia="Times New Roman" w:hAnsi="Lato" w:cs="Times New Roman"/>
+          <w:color w:val="273540"/>
+          <w:kern w:val="0"/>
+          <w:lang w:eastAsia="es-GT"/>
+          <w14:ligatures w14:val="none"/>
+        </w:rPr>
+      </w:pPr>
+      <w:r>
+        <w:rPr>
+          <w:rFonts w:ascii="Lato" w:eastAsia="Times New Roman" w:hAnsi="Lato" w:cs="Times New Roman"/>
+          <w:b/>
+          <w:bCs/>
+          <w:color w:val="273540"/>
+          <w:kern w:val="0"/>
+          <w:lang w:eastAsia="es-GT"/>
+          <w14:ligatures w14:val="none"/>
+        </w:rPr>
+        <w:t>¿Qué restricción impidió registrar una existencia negativa?</w:t>
+      </w:r>
+      <w:r>
+        <w:rPr>
+          <w:rFonts w:ascii="Lato" w:eastAsia="Times New Roman" w:hAnsi="Lato" w:cs="Times New Roman"/>
+          <w:color w:val="273540"/>
+          <w:kern w:val="0"/>
+          <w:lang w:eastAsia="es-GT"/>
+          <w14:ligatures w14:val="none"/>
+        </w:rPr>
+        <w:t xml:space="preserve">  R//</w:t>
+      </w:r>
+      <w:proofErr w:type="spellStart"/>
+      <w:r>
+        <w:t>ck_producto_stock</w:t>
+      </w:r>
+      <w:proofErr w:type="spellEnd"/>
+      <w:r>
+        <w:t xml:space="preserve"> (CHECK).</w:t>
+      </w:r>
+    </w:p>
+    <w:p>
+      <w:pPr>
+        <w:shd w:val="clear" w:color="auto" w:fill="FFFFFF"/>
+        <w:spacing w:before="100" w:beforeAutospacing="1" w:after="100" w:afterAutospacing="1" w:line="240" w:lineRule="auto"/>
+        <w:ind w:left="720"/>
+        <w:rPr>
+          <w:rFonts w:ascii="Lato" w:eastAsia="Times New Roman" w:hAnsi="Lato" w:cs="Times New Roman"/>
+          <w:color w:val="273540"/>
+          <w:kern w:val="0"/>
+          <w:lang w:eastAsia="es-GT"/>
+          <w14:ligatures w14:val="none"/>
+        </w:rPr>
+      </w:pPr>
+    </w:p>
+    <w:p>
+      <w:pPr>
+        <w:numPr>
+          <w:ilvl w:val="0"/>
+          <w:numId w:val="2"/>
+        </w:numPr>
+        <w:shd w:val="clear" w:color="auto" w:fill="FFFFFF"/>
+        <w:spacing w:before="100" w:beforeAutospacing="1" w:after="100" w:afterAutospacing="1" w:line="240" w:lineRule="auto"/>
+        <w:rPr>
+          <w:rFonts w:ascii="Lato" w:eastAsia="Times New Roman" w:hAnsi="Lato" w:cs="Times New Roman"/>
+          <w:color w:val="273540"/>
+          <w:kern w:val="0"/>
+          <w:lang w:eastAsia="es-GT"/>
+          <w14:ligatures w14:val="none"/>
+        </w:rPr>
+      </w:pPr>
+      <w:r>
+        <w:rPr>
+          <w:rFonts w:ascii="Lato" w:eastAsia="Times New Roman" w:hAnsi="Lato" w:cs="Times New Roman"/>
+          <w:b/>
+          <w:bCs/>
+          <w:color w:val="273540"/>
+          <w:kern w:val="0"/>
+          <w:lang w:eastAsia="es-GT"/>
+          <w14:ligatures w14:val="none"/>
+        </w:rPr>
+        <w:lastRenderedPageBreak/>
+        <w:t xml:space="preserve">¿Qué ocurriría si se ejecutara un </w:t>
+      </w:r>
+      <w:r>
+        <w:rPr>
+          <w:rFonts w:ascii="Consolas" w:eastAsia="Times New Roman" w:hAnsi="Consolas" w:cs="Courier New"/>
+          <w:b/>
+          <w:bCs/>
+          <w:color w:val="C71F23"/>
+          <w:kern w:val="0"/>
+          <w:sz w:val="20"/>
+          <w:szCs w:val="20"/>
+          <w:bdr w:val="single" w:sz="6" w:space="0" w:color="E8EAEC" w:frame="1"/>
+          <w:shd w:val="clear" w:color="auto" w:fill="F2F4F4"/>
+          <w:lang w:eastAsia="es-GT"/>
+          <w14:ligatures w14:val="none"/>
+        </w:rPr>
+        <w:t>UPDATE</w:t>
+      </w:r>
+      <w:r>
+        <w:rPr>
+          <w:rFonts w:ascii="Lato" w:eastAsia="Times New Roman" w:hAnsi="Lato" w:cs="Times New Roman"/>
+          <w:b/>
+          <w:bCs/>
+          <w:color w:val="273540"/>
+          <w:kern w:val="0"/>
+          <w:lang w:eastAsia="es-GT"/>
+          <w14:ligatures w14:val="none"/>
+        </w:rPr>
+        <w:t xml:space="preserve"> o </w:t>
+      </w:r>
+      <w:r>
+        <w:rPr>
+          <w:rFonts w:ascii="Consolas" w:eastAsia="Times New Roman" w:hAnsi="Consolas" w:cs="Courier New"/>
+          <w:b/>
+          <w:bCs/>
+          <w:color w:val="C71F23"/>
+          <w:kern w:val="0"/>
+          <w:sz w:val="20"/>
+          <w:szCs w:val="20"/>
+          <w:bdr w:val="single" w:sz="6" w:space="0" w:color="E8EAEC" w:frame="1"/>
+          <w:shd w:val="clear" w:color="auto" w:fill="F2F4F4"/>
+          <w:lang w:eastAsia="es-GT"/>
+          <w14:ligatures w14:val="none"/>
+        </w:rPr>
+        <w:t>DELETE</w:t>
+      </w:r>
+      <w:r>
+        <w:rPr>
+          <w:rFonts w:ascii="Lato" w:eastAsia="Times New Roman" w:hAnsi="Lato" w:cs="Times New Roman"/>
+          <w:b/>
+          <w:bCs/>
+          <w:color w:val="273540"/>
+          <w:kern w:val="0"/>
+          <w:lang w:eastAsia="es-GT"/>
+          <w14:ligatures w14:val="none"/>
+        </w:rPr>
+        <w:t xml:space="preserve"> sin utilizar </w:t>
+      </w:r>
+      <w:r>
+        <w:rPr>
+          <w:rFonts w:ascii="Consolas" w:eastAsia="Times New Roman" w:hAnsi="Consolas" w:cs="Courier New"/>
+          <w:b/>
+          <w:bCs/>
+          <w:color w:val="C71F23"/>
+          <w:kern w:val="0"/>
+          <w:sz w:val="20"/>
+          <w:szCs w:val="20"/>
+          <w:bdr w:val="single" w:sz="6" w:space="0" w:color="E8EAEC" w:frame="1"/>
+          <w:shd w:val="clear" w:color="auto" w:fill="F2F4F4"/>
+          <w:lang w:eastAsia="es-GT"/>
+          <w14:ligatures w14:val="none"/>
+        </w:rPr>
+        <w:t>WHERE</w:t>
+      </w:r>
+      <w:r>
+        <w:rPr>
+          <w:rFonts w:ascii="Lato" w:eastAsia="Times New Roman" w:hAnsi="Lato" w:cs="Times New Roman"/>
+          <w:b/>
+          <w:bCs/>
+          <w:color w:val="273540"/>
+          <w:kern w:val="0"/>
+          <w:lang w:eastAsia="es-GT"/>
+          <w14:ligatures w14:val="none"/>
+        </w:rPr>
+        <w:t>?</w:t>
+      </w:r>
+      <w:r>
+        <w:rPr>
+          <w:rFonts w:ascii="Lato" w:eastAsia="Times New Roman" w:hAnsi="Lato" w:cs="Times New Roman"/>
+          <w:color w:val="273540"/>
+          <w:kern w:val="0"/>
+          <w:lang w:eastAsia="es-GT"/>
+          <w14:ligatures w14:val="none"/>
+        </w:rPr>
+        <w:t xml:space="preserve"> </w:t>
+      </w:r>
+      <w:r>
+        <w:rPr>
+          <w:rFonts w:ascii="Lato" w:eastAsia="Times New Roman" w:hAnsi="Lato" w:cs="Times New Roman"/>
+          <w:color w:val="273540"/>
+          <w:kern w:val="0"/>
+          <w:lang w:eastAsia="es-GT"/>
+          <w14:ligatures w14:val="none"/>
+        </w:rPr>
+        <w:t xml:space="preserve">R// </w:t>
+      </w:r>
+      <w:r>
+        <w:t>afecta todas las filas de la tabla; se modificarían o borrarían todos los productos.</w:t>
+      </w:r>
+    </w:p>
+    <w:p>
+      <w:pPr>
+        <w:pStyle w:val="Prrafodelista"/>
+        <w:rPr>
+          <w:rFonts w:ascii="Lato" w:eastAsia="Times New Roman" w:hAnsi="Lato" w:cs="Times New Roman"/>
+          <w:color w:val="273540"/>
+          <w:kern w:val="0"/>
+          <w:lang w:eastAsia="es-GT"/>
+          <w14:ligatures w14:val="none"/>
+        </w:rPr>
+      </w:pPr>
+    </w:p>
+    <w:p>
+      <w:pPr>
+        <w:numPr>
+          <w:ilvl w:val="0"/>
+          <w:numId w:val="2"/>
+        </w:numPr>
+        <w:shd w:val="clear" w:color="auto" w:fill="FFFFFF"/>
+        <w:spacing w:before="100" w:beforeAutospacing="1" w:after="100" w:afterAutospacing="1" w:line="240" w:lineRule="auto"/>
+        <w:rPr>
+          <w:rFonts w:ascii="Lato" w:eastAsia="Times New Roman" w:hAnsi="Lato" w:cs="Times New Roman"/>
+          <w:color w:val="273540"/>
+          <w:kern w:val="0"/>
+          <w:lang w:eastAsia="es-GT"/>
+          <w14:ligatures w14:val="none"/>
+        </w:rPr>
+      </w:pPr>
+      <w:r>
+        <w:rPr>
+          <w:rFonts w:ascii="Lato" w:eastAsia="Times New Roman" w:hAnsi="Lato" w:cs="Times New Roman"/>
+          <w:b/>
+          <w:bCs/>
+          <w:color w:val="273540"/>
+          <w:kern w:val="0"/>
+          <w:lang w:eastAsia="es-GT"/>
+          <w14:ligatures w14:val="none"/>
+        </w:rPr>
+        <w:t xml:space="preserve">¿Por qué la base de datos debe validar la </w:t>
+      </w:r>
+      <w:proofErr w:type="gramStart"/>
+      <w:r>
+        <w:rPr>
+          <w:rFonts w:ascii="Lato" w:eastAsia="Times New Roman" w:hAnsi="Lato" w:cs="Times New Roman"/>
+          <w:b/>
+          <w:bCs/>
+          <w:color w:val="273540"/>
+          <w:kern w:val="0"/>
+          <w:lang w:eastAsia="es-GT"/>
+          <w14:ligatures w14:val="none"/>
+        </w:rPr>
+        <w:t>información</w:t>
+      </w:r>
+      <w:proofErr w:type="gramEnd"/>
+      <w:r>
+        <w:rPr>
+          <w:rFonts w:ascii="Lato" w:eastAsia="Times New Roman" w:hAnsi="Lato" w:cs="Times New Roman"/>
+          <w:b/>
+          <w:bCs/>
+          <w:color w:val="273540"/>
+          <w:kern w:val="0"/>
+          <w:lang w:eastAsia="es-GT"/>
+          <w14:ligatures w14:val="none"/>
+        </w:rPr>
+        <w:t xml:space="preserve"> aunque posteriormente Java también realice validaciones?</w:t>
+      </w:r>
+      <w:r>
+        <w:rPr>
+          <w:rFonts w:ascii="Lato" w:eastAsia="Times New Roman" w:hAnsi="Lato" w:cs="Times New Roman"/>
+          <w:b/>
+          <w:bCs/>
+          <w:color w:val="273540"/>
+          <w:kern w:val="0"/>
+          <w:lang w:eastAsia="es-GT"/>
+          <w14:ligatures w14:val="none"/>
+        </w:rPr>
+        <w:t xml:space="preserve"> </w:t>
+      </w:r>
+      <w:r>
+        <w:rPr>
+          <w:rFonts w:ascii="Lato" w:eastAsia="Times New Roman" w:hAnsi="Lato" w:cs="Times New Roman"/>
+          <w:color w:val="273540"/>
+          <w:kern w:val="0"/>
+          <w:lang w:eastAsia="es-GT"/>
+          <w14:ligatures w14:val="none"/>
+        </w:rPr>
+        <w:t xml:space="preserve">R// </w:t>
+      </w:r>
+      <w:r>
+        <w:t>la base es la última barrera de integridad. Otros programas o usuarios pueden acceder directamente a ella, y las validaciones de Java podrían fallar, omitirse o cambiar.</w:t>
+      </w:r>
+    </w:p>
+    <w:p>
+      <w:pPr>
+        <w:pStyle w:val="Prrafodelista"/>
+        <w:rPr>
+          <w:rFonts w:ascii="Lato" w:eastAsia="Times New Roman" w:hAnsi="Lato" w:cs="Times New Roman"/>
+          <w:color w:val="273540"/>
+          <w:kern w:val="0"/>
+          <w:lang w:eastAsia="es-GT"/>
+          <w14:ligatures w14:val="none"/>
+        </w:rPr>
+      </w:pPr>
+    </w:p>
+    <w:p>
+      <w:pPr>
+        <w:shd w:val="clear" w:color="auto" w:fill="FFFFFF"/>
+        <w:spacing w:before="100" w:beforeAutospacing="1" w:after="100" w:afterAutospacing="1" w:line="240" w:lineRule="auto"/>
+        <w:ind w:left="360"/>
+        <w:rPr>
+          <w:rFonts w:ascii="Lato" w:eastAsia="Times New Roman" w:hAnsi="Lato" w:cs="Times New Roman"/>
+          <w:color w:val="273540"/>
+          <w:kern w:val="0"/>
+          <w:lang w:eastAsia="es-GT"/>
+          <w14:ligatures w14:val="none"/>
+        </w:rPr>
+      </w:pPr>
+    </w:p>
+    <w:p>
+      <w:pPr>
+        <w:rPr>
+          <w:b/>
+          <w:bCs/>
+        </w:rPr>
+      </w:pPr>
+    </w:p>
+    <w:p>
+      <w:pPr>
+        <w:rPr>
+          <w:b/>
+          <w:bCs/>
+        </w:rPr>
+      </w:pPr>
+    </w:p>
+    <w:p>
+      <w:pPr>
+        <w:rPr>
+          <w:b/>
+          <w:bCs/>
+        </w:rPr>
+      </w:pPr>
     </w:p>
     <w:sectPr>
       <w:pgSz w:w="12240" w:h="15840"/>
@@ -1082,6 +1580,859 @@
     </w:sectPr>
   </w:body>
 </w:document>
+</file>
+
+<file path=word/numbering.xml><?xml version="1.0" encoding="utf-8"?>
+<w:numbering xmlns:wpc="http://schemas.microsoft.com/office/word/2010/wordprocessingCanvas" xmlns:cx="http://schemas.microsoft.com/office/drawing/2014/chartex" xmlns:cx1="http://schemas.microsoft.com/office/drawing/2015/9/8/chartex" xmlns:cx2="http://schemas.microsoft.com/office/drawing/2015/10/21/chartex" xmlns:cx3="http://schemas.microsoft.com/office/drawing/2016/5/9/chartex" xmlns:cx4="http://schemas.microsoft.com/office/drawing/2016/5/10/chartex" xmlns:cx5="http://schemas.microsoft.com/office/drawing/2016/5/11/chartex" xmlns:cx6="http://schemas.microsoft.com/office/drawing/2016/5/12/chartex" xmlns:cx7="http://schemas.microsoft.com/office/drawing/2016/5/13/chartex" xmlns:cx8="http://schemas.microsoft.com/office/drawing/2016/5/14/chartex" xmlns:mc="http://schemas.openxmlformats.org/markup-compatibility/2006" xmlns:aink="http://schemas.microsoft.com/office/drawing/2016/ink" xmlns:am3d="http://schemas.microsoft.com/office/drawing/2017/model3d" xmlns:o="urn:schemas-microsoft-com:office:office" xmlns:oel="http://schemas.microsoft.com/office/2019/extlst" xmlns:r="http://schemas.openxmlformats.org/officeDocument/2006/relationships" xmlns:m="http://schemas.openxmlformats.org/officeDocument/2006/math" xmlns:v="urn:schemas-microsoft-com:vml" xmlns:wp14="http://schemas.microsoft.com/office/word/2010/wordprocessingDrawing" xmlns:wp="http://schemas.openxmlformats.org/drawingml/2006/wordprocessingDrawing" xmlns:w10="urn:schemas-microsoft-com:office:word" xmlns:w="http://schemas.openxmlformats.org/wordprocessingml/2006/main" xmlns:w14="http://schemas.microsoft.com/office/word/2010/wordml" xmlns:w15="http://schemas.microsoft.com/office/word/2012/wordml" xmlns:w16cex="http://schemas.microsoft.com/office/word/2018/wordml/cex" xmlns:w16cid="http://schemas.microsoft.com/office/word/2016/wordml/cid" xmlns:w16="http://schemas.microsoft.com/office/word/2018/wordml" xmlns:w16du="http://schemas.microsoft.com/office/word/2023/wordml/word16du" xmlns:w16sdtdh="http://schemas.microsoft.com/office/word/2020/wordml/sdtdatahash" xmlns:w16sdtfl="http://schemas.microsoft.com/office/word/2024/wordml/sdtformatlock" xmlns:w16se="http://schemas.microsoft.com/office/word/2015/wordml/symex" xmlns:wpg="http://schemas.microsoft.com/office/word/2010/wordprocessingGroup" xmlns:wpi="http://schemas.microsoft.com/office/word/2010/wordprocessingInk" xmlns:wne="http://schemas.microsoft.com/office/word/2006/wordml" xmlns:wps="http://schemas.microsoft.com/office/word/2010/wordprocessingShape" mc:Ignorable="w14 w15 w16se w16cid w16 w16cex w16sdtdh w16sdtfl w16du wp14">
+  <w:abstractNum w:abstractNumId="0" w15:restartNumberingAfterBreak="0">
+    <w:nsid w:val="049C0259"/>
+    <w:multiLevelType w:val="multilevel"/>
+    <w:tmpl w:val="A2F048C6"/>
+    <w:lvl w:ilvl="0">
+      <w:start w:val="1"/>
+      <w:numFmt w:val="decimal"/>
+      <w:lvlText w:val="%1."/>
+      <w:lvlJc w:val="left"/>
+      <w:pPr>
+        <w:tabs>
+          <w:tab w:val="num" w:pos="720"/>
+        </w:tabs>
+        <w:ind w:left="720" w:hanging="360"/>
+      </w:pPr>
+    </w:lvl>
+    <w:lvl w:ilvl="1" w:tentative="1">
+      <w:start w:val="1"/>
+      <w:numFmt w:val="decimal"/>
+      <w:lvlText w:val="%2."/>
+      <w:lvlJc w:val="left"/>
+      <w:pPr>
+        <w:tabs>
+          <w:tab w:val="num" w:pos="1440"/>
+        </w:tabs>
+        <w:ind w:left="1440" w:hanging="360"/>
+      </w:pPr>
+    </w:lvl>
+    <w:lvl w:ilvl="2" w:tentative="1">
+      <w:start w:val="1"/>
+      <w:numFmt w:val="decimal"/>
+      <w:lvlText w:val="%3."/>
+      <w:lvlJc w:val="left"/>
+      <w:pPr>
+        <w:tabs>
+          <w:tab w:val="num" w:pos="2160"/>
+        </w:tabs>
+        <w:ind w:left="2160" w:hanging="360"/>
+      </w:pPr>
+    </w:lvl>
+    <w:lvl w:ilvl="3" w:tentative="1">
+      <w:start w:val="1"/>
+      <w:numFmt w:val="decimal"/>
+      <w:lvlText w:val="%4."/>
+      <w:lvlJc w:val="left"/>
+      <w:pPr>
+        <w:tabs>
+          <w:tab w:val="num" w:pos="2880"/>
+        </w:tabs>
+        <w:ind w:left="2880" w:hanging="360"/>
+      </w:pPr>
+    </w:lvl>
+    <w:lvl w:ilvl="4" w:tentative="1">
+      <w:start w:val="1"/>
+      <w:numFmt w:val="decimal"/>
+      <w:lvlText w:val="%5."/>
+      <w:lvlJc w:val="left"/>
+      <w:pPr>
+        <w:tabs>
+          <w:tab w:val="num" w:pos="3600"/>
+        </w:tabs>
+        <w:ind w:left="3600" w:hanging="360"/>
+      </w:pPr>
+    </w:lvl>
+    <w:lvl w:ilvl="5" w:tentative="1">
+      <w:start w:val="1"/>
+      <w:numFmt w:val="decimal"/>
+      <w:lvlText w:val="%6."/>
+      <w:lvlJc w:val="left"/>
+      <w:pPr>
+        <w:tabs>
+          <w:tab w:val="num" w:pos="4320"/>
+        </w:tabs>
+        <w:ind w:left="4320" w:hanging="360"/>
+      </w:pPr>
+    </w:lvl>
+    <w:lvl w:ilvl="6" w:tentative="1">
+      <w:start w:val="1"/>
+      <w:numFmt w:val="decimal"/>
+      <w:lvlText w:val="%7."/>
+      <w:lvlJc w:val="left"/>
+      <w:pPr>
+        <w:tabs>
+          <w:tab w:val="num" w:pos="5040"/>
+        </w:tabs>
+        <w:ind w:left="5040" w:hanging="360"/>
+      </w:pPr>
+    </w:lvl>
+    <w:lvl w:ilvl="7" w:tentative="1">
+      <w:start w:val="1"/>
+      <w:numFmt w:val="decimal"/>
+      <w:lvlText w:val="%8."/>
+      <w:lvlJc w:val="left"/>
+      <w:pPr>
+        <w:tabs>
+          <w:tab w:val="num" w:pos="5760"/>
+        </w:tabs>
+        <w:ind w:left="5760" w:hanging="360"/>
+      </w:pPr>
+    </w:lvl>
+    <w:lvl w:ilvl="8" w:tentative="1">
+      <w:start w:val="1"/>
+      <w:numFmt w:val="decimal"/>
+      <w:lvlText w:val="%9."/>
+      <w:lvlJc w:val="left"/>
+      <w:pPr>
+        <w:tabs>
+          <w:tab w:val="num" w:pos="6480"/>
+        </w:tabs>
+        <w:ind w:left="6480" w:hanging="360"/>
+      </w:pPr>
+    </w:lvl>
+  </w:abstractNum>
+  <w:abstractNum w:abstractNumId="1" w15:restartNumberingAfterBreak="0">
+    <w:nsid w:val="0BA16421"/>
+    <w:multiLevelType w:val="multilevel"/>
+    <w:tmpl w:val="2AA698B6"/>
+    <w:lvl w:ilvl="0">
+      <w:start w:val="1"/>
+      <w:numFmt w:val="decimal"/>
+      <w:lvlText w:val="%1."/>
+      <w:lvlJc w:val="left"/>
+      <w:pPr>
+        <w:tabs>
+          <w:tab w:val="num" w:pos="720"/>
+        </w:tabs>
+        <w:ind w:left="720" w:hanging="360"/>
+      </w:pPr>
+    </w:lvl>
+    <w:lvl w:ilvl="1" w:tentative="1">
+      <w:start w:val="1"/>
+      <w:numFmt w:val="decimal"/>
+      <w:lvlText w:val="%2."/>
+      <w:lvlJc w:val="left"/>
+      <w:pPr>
+        <w:tabs>
+          <w:tab w:val="num" w:pos="1440"/>
+        </w:tabs>
+        <w:ind w:left="1440" w:hanging="360"/>
+      </w:pPr>
+    </w:lvl>
+    <w:lvl w:ilvl="2" w:tentative="1">
+      <w:start w:val="1"/>
+      <w:numFmt w:val="decimal"/>
+      <w:lvlText w:val="%3."/>
+      <w:lvlJc w:val="left"/>
+      <w:pPr>
+        <w:tabs>
+          <w:tab w:val="num" w:pos="2160"/>
+        </w:tabs>
+        <w:ind w:left="2160" w:hanging="360"/>
+      </w:pPr>
+    </w:lvl>
+    <w:lvl w:ilvl="3" w:tentative="1">
+      <w:start w:val="1"/>
+      <w:numFmt w:val="decimal"/>
+      <w:lvlText w:val="%4."/>
+      <w:lvlJc w:val="left"/>
+      <w:pPr>
+        <w:tabs>
+          <w:tab w:val="num" w:pos="2880"/>
+        </w:tabs>
+        <w:ind w:left="2880" w:hanging="360"/>
+      </w:pPr>
+    </w:lvl>
+    <w:lvl w:ilvl="4" w:tentative="1">
+      <w:start w:val="1"/>
+      <w:numFmt w:val="decimal"/>
+      <w:lvlText w:val="%5."/>
+      <w:lvlJc w:val="left"/>
+      <w:pPr>
+        <w:tabs>
+          <w:tab w:val="num" w:pos="3600"/>
+        </w:tabs>
+        <w:ind w:left="3600" w:hanging="360"/>
+      </w:pPr>
+    </w:lvl>
+    <w:lvl w:ilvl="5" w:tentative="1">
+      <w:start w:val="1"/>
+      <w:numFmt w:val="decimal"/>
+      <w:lvlText w:val="%6."/>
+      <w:lvlJc w:val="left"/>
+      <w:pPr>
+        <w:tabs>
+          <w:tab w:val="num" w:pos="4320"/>
+        </w:tabs>
+        <w:ind w:left="4320" w:hanging="360"/>
+      </w:pPr>
+    </w:lvl>
+    <w:lvl w:ilvl="6" w:tentative="1">
+      <w:start w:val="1"/>
+      <w:numFmt w:val="decimal"/>
+      <w:lvlText w:val="%7."/>
+      <w:lvlJc w:val="left"/>
+      <w:pPr>
+        <w:tabs>
+          <w:tab w:val="num" w:pos="5040"/>
+        </w:tabs>
+        <w:ind w:left="5040" w:hanging="360"/>
+      </w:pPr>
+    </w:lvl>
+    <w:lvl w:ilvl="7" w:tentative="1">
+      <w:start w:val="1"/>
+      <w:numFmt w:val="decimal"/>
+      <w:lvlText w:val="%8."/>
+      <w:lvlJc w:val="left"/>
+      <w:pPr>
+        <w:tabs>
+          <w:tab w:val="num" w:pos="5760"/>
+        </w:tabs>
+        <w:ind w:left="5760" w:hanging="360"/>
+      </w:pPr>
+    </w:lvl>
+    <w:lvl w:ilvl="8" w:tentative="1">
+      <w:start w:val="1"/>
+      <w:numFmt w:val="decimal"/>
+      <w:lvlText w:val="%9."/>
+      <w:lvlJc w:val="left"/>
+      <w:pPr>
+        <w:tabs>
+          <w:tab w:val="num" w:pos="6480"/>
+        </w:tabs>
+        <w:ind w:left="6480" w:hanging="360"/>
+      </w:pPr>
+    </w:lvl>
+  </w:abstractNum>
+  <w:abstractNum w:abstractNumId="2" w15:restartNumberingAfterBreak="0">
+    <w:nsid w:val="4AE272C0"/>
+    <w:multiLevelType w:val="multilevel"/>
+    <w:tmpl w:val="EC6EE4BA"/>
+    <w:lvl w:ilvl="0">
+      <w:start w:val="1"/>
+      <w:numFmt w:val="decimal"/>
+      <w:lvlText w:val="%1."/>
+      <w:lvlJc w:val="left"/>
+      <w:pPr>
+        <w:tabs>
+          <w:tab w:val="num" w:pos="720"/>
+        </w:tabs>
+        <w:ind w:left="720" w:hanging="360"/>
+      </w:pPr>
+    </w:lvl>
+    <w:lvl w:ilvl="1" w:tentative="1">
+      <w:start w:val="1"/>
+      <w:numFmt w:val="decimal"/>
+      <w:lvlText w:val="%2."/>
+      <w:lvlJc w:val="left"/>
+      <w:pPr>
+        <w:tabs>
+          <w:tab w:val="num" w:pos="1440"/>
+        </w:tabs>
+        <w:ind w:left="1440" w:hanging="360"/>
+      </w:pPr>
+    </w:lvl>
+    <w:lvl w:ilvl="2" w:tentative="1">
+      <w:start w:val="1"/>
+      <w:numFmt w:val="decimal"/>
+      <w:lvlText w:val="%3."/>
+      <w:lvlJc w:val="left"/>
+      <w:pPr>
+        <w:tabs>
+          <w:tab w:val="num" w:pos="2160"/>
+        </w:tabs>
+        <w:ind w:left="2160" w:hanging="360"/>
+      </w:pPr>
+    </w:lvl>
+    <w:lvl w:ilvl="3" w:tentative="1">
+      <w:start w:val="1"/>
+      <w:numFmt w:val="decimal"/>
+      <w:lvlText w:val="%4."/>
+      <w:lvlJc w:val="left"/>
+      <w:pPr>
+        <w:tabs>
+          <w:tab w:val="num" w:pos="2880"/>
+        </w:tabs>
+        <w:ind w:left="2880" w:hanging="360"/>
+      </w:pPr>
+    </w:lvl>
+    <w:lvl w:ilvl="4" w:tentative="1">
+      <w:start w:val="1"/>
+      <w:numFmt w:val="decimal"/>
+      <w:lvlText w:val="%5."/>
+      <w:lvlJc w:val="left"/>
+      <w:pPr>
+        <w:tabs>
+          <w:tab w:val="num" w:pos="3600"/>
+        </w:tabs>
+        <w:ind w:left="3600" w:hanging="360"/>
+      </w:pPr>
+    </w:lvl>
+    <w:lvl w:ilvl="5" w:tentative="1">
+      <w:start w:val="1"/>
+      <w:numFmt w:val="decimal"/>
+      <w:lvlText w:val="%6."/>
+      <w:lvlJc w:val="left"/>
+      <w:pPr>
+        <w:tabs>
+          <w:tab w:val="num" w:pos="4320"/>
+        </w:tabs>
+        <w:ind w:left="4320" w:hanging="360"/>
+      </w:pPr>
+    </w:lvl>
+    <w:lvl w:ilvl="6" w:tentative="1">
+      <w:start w:val="1"/>
+      <w:numFmt w:val="decimal"/>
+      <w:lvlText w:val="%7."/>
+      <w:lvlJc w:val="left"/>
+      <w:pPr>
+        <w:tabs>
+          <w:tab w:val="num" w:pos="5040"/>
+        </w:tabs>
+        <w:ind w:left="5040" w:hanging="360"/>
+      </w:pPr>
+    </w:lvl>
+    <w:lvl w:ilvl="7" w:tentative="1">
+      <w:start w:val="1"/>
+      <w:numFmt w:val="decimal"/>
+      <w:lvlText w:val="%8."/>
+      <w:lvlJc w:val="left"/>
+      <w:pPr>
+        <w:tabs>
+          <w:tab w:val="num" w:pos="5760"/>
+        </w:tabs>
+        <w:ind w:left="5760" w:hanging="360"/>
+      </w:pPr>
+    </w:lvl>
+    <w:lvl w:ilvl="8" w:tentative="1">
+      <w:start w:val="1"/>
+      <w:numFmt w:val="decimal"/>
+      <w:lvlText w:val="%9."/>
+      <w:lvlJc w:val="left"/>
+      <w:pPr>
+        <w:tabs>
+          <w:tab w:val="num" w:pos="6480"/>
+        </w:tabs>
+        <w:ind w:left="6480" w:hanging="360"/>
+      </w:pPr>
+    </w:lvl>
+  </w:abstractNum>
+  <w:abstractNum w:abstractNumId="3" w15:restartNumberingAfterBreak="0">
+    <w:nsid w:val="5E216D48"/>
+    <w:multiLevelType w:val="multilevel"/>
+    <w:tmpl w:val="77580B1C"/>
+    <w:lvl w:ilvl="0">
+      <w:start w:val="1"/>
+      <w:numFmt w:val="decimal"/>
+      <w:lvlText w:val="%1."/>
+      <w:lvlJc w:val="left"/>
+      <w:pPr>
+        <w:tabs>
+          <w:tab w:val="num" w:pos="720"/>
+        </w:tabs>
+        <w:ind w:left="720" w:hanging="360"/>
+      </w:pPr>
+    </w:lvl>
+    <w:lvl w:ilvl="1" w:tentative="1">
+      <w:start w:val="1"/>
+      <w:numFmt w:val="decimal"/>
+      <w:lvlText w:val="%2."/>
+      <w:lvlJc w:val="left"/>
+      <w:pPr>
+        <w:tabs>
+          <w:tab w:val="num" w:pos="1440"/>
+        </w:tabs>
+        <w:ind w:left="1440" w:hanging="360"/>
+      </w:pPr>
+    </w:lvl>
+    <w:lvl w:ilvl="2" w:tentative="1">
+      <w:start w:val="1"/>
+      <w:numFmt w:val="decimal"/>
+      <w:lvlText w:val="%3."/>
+      <w:lvlJc w:val="left"/>
+      <w:pPr>
+        <w:tabs>
+          <w:tab w:val="num" w:pos="2160"/>
+        </w:tabs>
+        <w:ind w:left="2160" w:hanging="360"/>
+      </w:pPr>
+    </w:lvl>
+    <w:lvl w:ilvl="3" w:tentative="1">
+      <w:start w:val="1"/>
+      <w:numFmt w:val="decimal"/>
+      <w:lvlText w:val="%4."/>
+      <w:lvlJc w:val="left"/>
+      <w:pPr>
+        <w:tabs>
+          <w:tab w:val="num" w:pos="2880"/>
+        </w:tabs>
+        <w:ind w:left="2880" w:hanging="360"/>
+      </w:pPr>
+    </w:lvl>
+    <w:lvl w:ilvl="4" w:tentative="1">
+      <w:start w:val="1"/>
+      <w:numFmt w:val="decimal"/>
+      <w:lvlText w:val="%5."/>
+      <w:lvlJc w:val="left"/>
+      <w:pPr>
+        <w:tabs>
+          <w:tab w:val="num" w:pos="3600"/>
+        </w:tabs>
+        <w:ind w:left="3600" w:hanging="360"/>
+      </w:pPr>
+    </w:lvl>
+    <w:lvl w:ilvl="5" w:tentative="1">
+      <w:start w:val="1"/>
+      <w:numFmt w:val="decimal"/>
+      <w:lvlText w:val="%6."/>
+      <w:lvlJc w:val="left"/>
+      <w:pPr>
+        <w:tabs>
+          <w:tab w:val="num" w:pos="4320"/>
+        </w:tabs>
+        <w:ind w:left="4320" w:hanging="360"/>
+      </w:pPr>
+    </w:lvl>
+    <w:lvl w:ilvl="6" w:tentative="1">
+      <w:start w:val="1"/>
+      <w:numFmt w:val="decimal"/>
+      <w:lvlText w:val="%7."/>
+      <w:lvlJc w:val="left"/>
+      <w:pPr>
+        <w:tabs>
+          <w:tab w:val="num" w:pos="5040"/>
+        </w:tabs>
+        <w:ind w:left="5040" w:hanging="360"/>
+      </w:pPr>
+    </w:lvl>
+    <w:lvl w:ilvl="7" w:tentative="1">
+      <w:start w:val="1"/>
+      <w:numFmt w:val="decimal"/>
+      <w:lvlText w:val="%8."/>
+      <w:lvlJc w:val="left"/>
+      <w:pPr>
+        <w:tabs>
+          <w:tab w:val="num" w:pos="5760"/>
+        </w:tabs>
+        <w:ind w:left="5760" w:hanging="360"/>
+      </w:pPr>
+    </w:lvl>
+    <w:lvl w:ilvl="8" w:tentative="1">
+      <w:start w:val="1"/>
+      <w:numFmt w:val="decimal"/>
+      <w:lvlText w:val="%9."/>
+      <w:lvlJc w:val="left"/>
+      <w:pPr>
+        <w:tabs>
+          <w:tab w:val="num" w:pos="6480"/>
+        </w:tabs>
+        <w:ind w:left="6480" w:hanging="360"/>
+      </w:pPr>
+    </w:lvl>
+  </w:abstractNum>
+  <w:abstractNum w:abstractNumId="4" w15:restartNumberingAfterBreak="0">
+    <w:nsid w:val="64F25AEC"/>
+    <w:multiLevelType w:val="multilevel"/>
+    <w:tmpl w:val="9A7ABBBA"/>
+    <w:lvl w:ilvl="0">
+      <w:start w:val="1"/>
+      <w:numFmt w:val="bullet"/>
+      <w:lvlText w:val=""/>
+      <w:lvlJc w:val="left"/>
+      <w:pPr>
+        <w:tabs>
+          <w:tab w:val="num" w:pos="720"/>
+        </w:tabs>
+        <w:ind w:left="720" w:hanging="360"/>
+      </w:pPr>
+      <w:rPr>
+        <w:rFonts w:ascii="Symbol" w:hAnsi="Symbol" w:hint="default"/>
+        <w:sz w:val="20"/>
+      </w:rPr>
+    </w:lvl>
+    <w:lvl w:ilvl="1" w:tentative="1">
+      <w:start w:val="1"/>
+      <w:numFmt w:val="bullet"/>
+      <w:lvlText w:val="o"/>
+      <w:lvlJc w:val="left"/>
+      <w:pPr>
+        <w:tabs>
+          <w:tab w:val="num" w:pos="1440"/>
+        </w:tabs>
+        <w:ind w:left="1440" w:hanging="360"/>
+      </w:pPr>
+      <w:rPr>
+        <w:rFonts w:ascii="Courier New" w:hAnsi="Courier New" w:hint="default"/>
+        <w:sz w:val="20"/>
+      </w:rPr>
+    </w:lvl>
+    <w:lvl w:ilvl="2" w:tentative="1">
+      <w:start w:val="1"/>
+      <w:numFmt w:val="bullet"/>
+      <w:lvlText w:val=""/>
+      <w:lvlJc w:val="left"/>
+      <w:pPr>
+        <w:tabs>
+          <w:tab w:val="num" w:pos="2160"/>
+        </w:tabs>
+        <w:ind w:left="2160" w:hanging="360"/>
+      </w:pPr>
+      <w:rPr>
+        <w:rFonts w:ascii="Wingdings" w:hAnsi="Wingdings" w:hint="default"/>
+        <w:sz w:val="20"/>
+      </w:rPr>
+    </w:lvl>
+    <w:lvl w:ilvl="3" w:tentative="1">
+      <w:start w:val="1"/>
+      <w:numFmt w:val="bullet"/>
+      <w:lvlText w:val=""/>
+      <w:lvlJc w:val="left"/>
+      <w:pPr>
+        <w:tabs>
+          <w:tab w:val="num" w:pos="2880"/>
+        </w:tabs>
+        <w:ind w:left="2880" w:hanging="360"/>
+      </w:pPr>
+      <w:rPr>
+        <w:rFonts w:ascii="Wingdings" w:hAnsi="Wingdings" w:hint="default"/>
+        <w:sz w:val="20"/>
+      </w:rPr>
+    </w:lvl>
+    <w:lvl w:ilvl="4" w:tentative="1">
+      <w:start w:val="1"/>
+      <w:numFmt w:val="bullet"/>
+      <w:lvlText w:val=""/>
+      <w:lvlJc w:val="left"/>
+      <w:pPr>
+        <w:tabs>
+          <w:tab w:val="num" w:pos="3600"/>
+        </w:tabs>
+        <w:ind w:left="3600" w:hanging="360"/>
+      </w:pPr>
+      <w:rPr>
+        <w:rFonts w:ascii="Wingdings" w:hAnsi="Wingdings" w:hint="default"/>
+        <w:sz w:val="20"/>
+      </w:rPr>
+    </w:lvl>
+    <w:lvl w:ilvl="5" w:tentative="1">
+      <w:start w:val="1"/>
+      <w:numFmt w:val="bullet"/>
+      <w:lvlText w:val=""/>
+      <w:lvlJc w:val="left"/>
+      <w:pPr>
+        <w:tabs>
+          <w:tab w:val="num" w:pos="4320"/>
+        </w:tabs>
+        <w:ind w:left="4320" w:hanging="360"/>
+      </w:pPr>
+      <w:rPr>
+        <w:rFonts w:ascii="Wingdings" w:hAnsi="Wingdings" w:hint="default"/>
+        <w:sz w:val="20"/>
+      </w:rPr>
+    </w:lvl>
+    <w:lvl w:ilvl="6" w:tentative="1">
+      <w:start w:val="1"/>
+      <w:numFmt w:val="bullet"/>
+      <w:lvlText w:val=""/>
+      <w:lvlJc w:val="left"/>
+      <w:pPr>
+        <w:tabs>
+          <w:tab w:val="num" w:pos="5040"/>
+        </w:tabs>
+        <w:ind w:left="5040" w:hanging="360"/>
+      </w:pPr>
+      <w:rPr>
+        <w:rFonts w:ascii="Wingdings" w:hAnsi="Wingdings" w:hint="default"/>
+        <w:sz w:val="20"/>
+      </w:rPr>
+    </w:lvl>
+    <w:lvl w:ilvl="7" w:tentative="1">
+      <w:start w:val="1"/>
+      <w:numFmt w:val="bullet"/>
+      <w:lvlText w:val=""/>
+      <w:lvlJc w:val="left"/>
+      <w:pPr>
+        <w:tabs>
+          <w:tab w:val="num" w:pos="5760"/>
+        </w:tabs>
+        <w:ind w:left="5760" w:hanging="360"/>
+      </w:pPr>
+      <w:rPr>
+        <w:rFonts w:ascii="Wingdings" w:hAnsi="Wingdings" w:hint="default"/>
+        <w:sz w:val="20"/>
+      </w:rPr>
+    </w:lvl>
+    <w:lvl w:ilvl="8" w:tentative="1">
+      <w:start w:val="1"/>
+      <w:numFmt w:val="bullet"/>
+      <w:lvlText w:val=""/>
+      <w:lvlJc w:val="left"/>
+      <w:pPr>
+        <w:tabs>
+          <w:tab w:val="num" w:pos="6480"/>
+        </w:tabs>
+        <w:ind w:left="6480" w:hanging="360"/>
+      </w:pPr>
+      <w:rPr>
+        <w:rFonts w:ascii="Wingdings" w:hAnsi="Wingdings" w:hint="default"/>
+        <w:sz w:val="20"/>
+      </w:rPr>
+    </w:lvl>
+  </w:abstractNum>
+  <w:abstractNum w:abstractNumId="5" w15:restartNumberingAfterBreak="0">
+    <w:nsid w:val="67C41007"/>
+    <w:multiLevelType w:val="multilevel"/>
+    <w:tmpl w:val="18BAECB6"/>
+    <w:lvl w:ilvl="0">
+      <w:start w:val="1"/>
+      <w:numFmt w:val="decimal"/>
+      <w:lvlText w:val="%1."/>
+      <w:lvlJc w:val="left"/>
+      <w:pPr>
+        <w:tabs>
+          <w:tab w:val="num" w:pos="720"/>
+        </w:tabs>
+        <w:ind w:left="720" w:hanging="360"/>
+      </w:pPr>
+    </w:lvl>
+    <w:lvl w:ilvl="1" w:tentative="1">
+      <w:start w:val="1"/>
+      <w:numFmt w:val="decimal"/>
+      <w:lvlText w:val="%2."/>
+      <w:lvlJc w:val="left"/>
+      <w:pPr>
+        <w:tabs>
+          <w:tab w:val="num" w:pos="1440"/>
+        </w:tabs>
+        <w:ind w:left="1440" w:hanging="360"/>
+      </w:pPr>
+    </w:lvl>
+    <w:lvl w:ilvl="2" w:tentative="1">
+      <w:start w:val="1"/>
+      <w:numFmt w:val="decimal"/>
+      <w:lvlText w:val="%3."/>
+      <w:lvlJc w:val="left"/>
+      <w:pPr>
+        <w:tabs>
+          <w:tab w:val="num" w:pos="2160"/>
+        </w:tabs>
+        <w:ind w:left="2160" w:hanging="360"/>
+      </w:pPr>
+    </w:lvl>
+    <w:lvl w:ilvl="3" w:tentative="1">
+      <w:start w:val="1"/>
+      <w:numFmt w:val="decimal"/>
+      <w:lvlText w:val="%4."/>
+      <w:lvlJc w:val="left"/>
+      <w:pPr>
+        <w:tabs>
+          <w:tab w:val="num" w:pos="2880"/>
+        </w:tabs>
+        <w:ind w:left="2880" w:hanging="360"/>
+      </w:pPr>
+    </w:lvl>
+    <w:lvl w:ilvl="4" w:tentative="1">
+      <w:start w:val="1"/>
+      <w:numFmt w:val="decimal"/>
+      <w:lvlText w:val="%5."/>
+      <w:lvlJc w:val="left"/>
+      <w:pPr>
+        <w:tabs>
+          <w:tab w:val="num" w:pos="3600"/>
+        </w:tabs>
+        <w:ind w:left="3600" w:hanging="360"/>
+      </w:pPr>
+    </w:lvl>
+    <w:lvl w:ilvl="5" w:tentative="1">
+      <w:start w:val="1"/>
+      <w:numFmt w:val="decimal"/>
+      <w:lvlText w:val="%6."/>
+      <w:lvlJc w:val="left"/>
+      <w:pPr>
+        <w:tabs>
+          <w:tab w:val="num" w:pos="4320"/>
+        </w:tabs>
+        <w:ind w:left="4320" w:hanging="360"/>
+      </w:pPr>
+    </w:lvl>
+    <w:lvl w:ilvl="6" w:tentative="1">
+      <w:start w:val="1"/>
+      <w:numFmt w:val="decimal"/>
+      <w:lvlText w:val="%7."/>
+      <w:lvlJc w:val="left"/>
+      <w:pPr>
+        <w:tabs>
+          <w:tab w:val="num" w:pos="5040"/>
+        </w:tabs>
+        <w:ind w:left="5040" w:hanging="360"/>
+      </w:pPr>
+    </w:lvl>
+    <w:lvl w:ilvl="7" w:tentative="1">
+      <w:start w:val="1"/>
+      <w:numFmt w:val="decimal"/>
+      <w:lvlText w:val="%8."/>
+      <w:lvlJc w:val="left"/>
+      <w:pPr>
+        <w:tabs>
+          <w:tab w:val="num" w:pos="5760"/>
+        </w:tabs>
+        <w:ind w:left="5760" w:hanging="360"/>
+      </w:pPr>
+    </w:lvl>
+    <w:lvl w:ilvl="8" w:tentative="1">
+      <w:start w:val="1"/>
+      <w:numFmt w:val="decimal"/>
+      <w:lvlText w:val="%9."/>
+      <w:lvlJc w:val="left"/>
+      <w:pPr>
+        <w:tabs>
+          <w:tab w:val="num" w:pos="6480"/>
+        </w:tabs>
+        <w:ind w:left="6480" w:hanging="360"/>
+      </w:pPr>
+    </w:lvl>
+  </w:abstractNum>
+  <w:abstractNum w:abstractNumId="6" w15:restartNumberingAfterBreak="0">
+    <w:nsid w:val="71563972"/>
+    <w:multiLevelType w:val="multilevel"/>
+    <w:tmpl w:val="03F4264A"/>
+    <w:lvl w:ilvl="0">
+      <w:start w:val="1"/>
+      <w:numFmt w:val="decimal"/>
+      <w:lvlText w:val="%1."/>
+      <w:lvlJc w:val="left"/>
+      <w:pPr>
+        <w:tabs>
+          <w:tab w:val="num" w:pos="720"/>
+        </w:tabs>
+        <w:ind w:left="720" w:hanging="360"/>
+      </w:pPr>
+    </w:lvl>
+    <w:lvl w:ilvl="1" w:tentative="1">
+      <w:start w:val="1"/>
+      <w:numFmt w:val="decimal"/>
+      <w:lvlText w:val="%2."/>
+      <w:lvlJc w:val="left"/>
+      <w:pPr>
+        <w:tabs>
+          <w:tab w:val="num" w:pos="1440"/>
+        </w:tabs>
+        <w:ind w:left="1440" w:hanging="360"/>
+      </w:pPr>
+    </w:lvl>
+    <w:lvl w:ilvl="2" w:tentative="1">
+      <w:start w:val="1"/>
+      <w:numFmt w:val="decimal"/>
+      <w:lvlText w:val="%3."/>
+      <w:lvlJc w:val="left"/>
+      <w:pPr>
+        <w:tabs>
+          <w:tab w:val="num" w:pos="2160"/>
+        </w:tabs>
+        <w:ind w:left="2160" w:hanging="360"/>
+      </w:pPr>
+    </w:lvl>
+    <w:lvl w:ilvl="3" w:tentative="1">
+      <w:start w:val="1"/>
+      <w:numFmt w:val="decimal"/>
+      <w:lvlText w:val="%4."/>
+      <w:lvlJc w:val="left"/>
+      <w:pPr>
+        <w:tabs>
+          <w:tab w:val="num" w:pos="2880"/>
+        </w:tabs>
+        <w:ind w:left="2880" w:hanging="360"/>
+      </w:pPr>
+    </w:lvl>
+    <w:lvl w:ilvl="4" w:tentative="1">
+      <w:start w:val="1"/>
+      <w:numFmt w:val="decimal"/>
+      <w:lvlText w:val="%5."/>
+      <w:lvlJc w:val="left"/>
+      <w:pPr>
+        <w:tabs>
+          <w:tab w:val="num" w:pos="3600"/>
+        </w:tabs>
+        <w:ind w:left="3600" w:hanging="360"/>
+      </w:pPr>
+    </w:lvl>
+    <w:lvl w:ilvl="5" w:tentative="1">
+      <w:start w:val="1"/>
+      <w:numFmt w:val="decimal"/>
+      <w:lvlText w:val="%6."/>
+      <w:lvlJc w:val="left"/>
+      <w:pPr>
+        <w:tabs>
+          <w:tab w:val="num" w:pos="4320"/>
+        </w:tabs>
+        <w:ind w:left="4320" w:hanging="360"/>
+      </w:pPr>
+    </w:lvl>
+    <w:lvl w:ilvl="6" w:tentative="1">
+      <w:start w:val="1"/>
+      <w:numFmt w:val="decimal"/>
+      <w:lvlText w:val="%7."/>
+      <w:lvlJc w:val="left"/>
+      <w:pPr>
+        <w:tabs>
+          <w:tab w:val="num" w:pos="5040"/>
+        </w:tabs>
+        <w:ind w:left="5040" w:hanging="360"/>
+      </w:pPr>
+    </w:lvl>
+    <w:lvl w:ilvl="7" w:tentative="1">
+      <w:start w:val="1"/>
+      <w:numFmt w:val="decimal"/>
+      <w:lvlText w:val="%8."/>
+      <w:lvlJc w:val="left"/>
+      <w:pPr>
+        <w:tabs>
+          <w:tab w:val="num" w:pos="5760"/>
+        </w:tabs>
+        <w:ind w:left="5760" w:hanging="360"/>
+      </w:pPr>
+    </w:lvl>
+    <w:lvl w:ilvl="8" w:tentative="1">
+      <w:start w:val="1"/>
+      <w:numFmt w:val="decimal"/>
+      <w:lvlText w:val="%9."/>
+      <w:lvlJc w:val="left"/>
+      <w:pPr>
+        <w:tabs>
+          <w:tab w:val="num" w:pos="6480"/>
+        </w:tabs>
+        <w:ind w:left="6480" w:hanging="360"/>
+      </w:pPr>
+    </w:lvl>
+  </w:abstractNum>
+  <w:num w:numId="1" w16cid:durableId="611983593">
+    <w:abstractNumId w:val="4"/>
+  </w:num>
+  <w:num w:numId="2" w16cid:durableId="671034067">
+    <w:abstractNumId w:val="6"/>
+  </w:num>
+  <w:num w:numId="3" w16cid:durableId="1472164932">
+    <w:abstractNumId w:val="3"/>
+  </w:num>
+  <w:num w:numId="4" w16cid:durableId="1306546269">
+    <w:abstractNumId w:val="5"/>
+  </w:num>
+  <w:num w:numId="5" w16cid:durableId="444470830">
+    <w:abstractNumId w:val="2"/>
+  </w:num>
+  <w:num w:numId="6" w16cid:durableId="605625989">
+    <w:abstractNumId w:val="0"/>
+  </w:num>
+  <w:num w:numId="7" w16cid:durableId="390075588">
+    <w:abstractNumId w:val="1"/>
+  </w:num>
+</w:numbering>
 </file>
 
 <file path=word/styles.xml><?xml version="1.0" encoding="utf-8"?>
@@ -2000,6 +3351,19 @@
       <w:spacing w:val="5"/>
     </w:rPr>
   </w:style>
+  <w:style w:type="character" w:styleId="CdigoHTML">
+    <w:name w:val="HTML Code"/>
+    <w:basedOn w:val="Fuentedeprrafopredeter"/>
+    <w:uiPriority w:val="99"/>
+    <w:semiHidden/>
+    <w:unhideWhenUsed/>
+    <w:rsid w:val="003E4195"/>
+    <w:rPr>
+      <w:rFonts w:ascii="Courier New" w:eastAsia="Times New Roman" w:hAnsi="Courier New" w:cs="Courier New"/>
+      <w:sz w:val="20"/>
+      <w:szCs w:val="20"/>
+    </w:rPr>
+  </w:style>
 </w:styles>
 </file>
 
